--- a/week-13-final-report/week-13-writing-up-your-data.docx
+++ b/week-13-final-report/week-13-writing-up-your-data.docx
@@ -31,7 +31,7 @@
     <w:p>
       <w:pPr/>
       <w:r>
-        <w:t>Build it around the work. Choose at least three telling pieces of your student(s)’ work or talk, and embed each image or scan right where you write about it. For each piece, read it the way you have all semester:</w:t>
+        <w:t>Build it around the work. Choose at least three telling pieces of your student(s)’ work or talk, and embed each image or scan right where you write about it. The work you collected in Week 6 counts too: it shows where the student started. For each piece, read it the way you have all semester:</w:t>
       </w:r>
     </w:p>
     <w:p>
